--- a/example_articles/countries/Finland/2.countries_Finland_New_York_Times.docx
+++ b/example_articles/countries/Finland/2.countries_Finland_New_York_Times.docx
@@ -27,17 +27,17 @@
     </w:p>
     <w:p>
       <w:r>
-        <w:t>Source File: NYT/22.DOCX</w:t>
+        <w:t>Source file: NYT/22.DOCX</w:t>
       </w:r>
     </w:p>
     <w:p>
       <w:r>
-        <w:t>Raw locations result: ['Finland']</w:t>
+        <w:t>Raw locations result, 'locations': ['Finland']</w:t>
       </w:r>
     </w:p>
     <w:p>
       <w:r>
-        <w:t>countries_stand_flat (Standardized): Finland</w:t>
+        <w:t>Standardized locations result, 'countries_stand_flat': Finland</w:t>
       </w:r>
     </w:p>
     <w:p>

--- a/example_articles/countries/Finland/2.countries_Finland_New_York_Times.docx
+++ b/example_articles/countries/Finland/2.countries_Finland_New_York_Times.docx
@@ -7,7 +7,7 @@
         <w:pStyle w:val="Heading1"/>
       </w:pPr>
       <w:r>
-        <w:t>He's Not in the Race for President, but He Sure Sounds Interested</w:t>
+        <w:t>Helsinki</w:t>
       </w:r>
     </w:p>
     <w:p>
@@ -17,17 +17,17 @@
     </w:p>
     <w:p>
       <w:r>
-        <w:t>Date: 2019-07-25</w:t>
+        <w:t>Date: 2004-06-20</w:t>
       </w:r>
     </w:p>
     <w:p>
       <w:r>
-        <w:t>Section: Section A; Column 0; National Desk; Pg. 10</w:t>
+        <w:t>Section: Section 5; Column 1; Travel Desk; Pg. 14; WHAT'S DOING IN</w:t>
       </w:r>
     </w:p>
     <w:p>
       <w:r>
-        <w:t>Source file: NYT/22.DOCX</w:t>
+        <w:t>Source file: NYT/51.DOCX</w:t>
       </w:r>
     </w:p>
     <w:p>
@@ -49,90 +49,72 @@
     </w:p>
     <w:p>
       <w:r>
-        <w:t>EL PASO, Tex. -- As 20 Democrats debated on national television, Senator Sherrod Brown of Ohio and his wife, the Pulitzer Prize-winning columnist Connie Schultz, texted each other a running critique of the candidates.</w:t>
+        <w:t>Summers in Helsinki are the perfect salve for the country's somber winters. The sun hovers in the sky most of the night. Temperatures linger at the pleasant mark -- not too hot, not too cold. And restaurants turn themselves inside out, their tables spilling across city sidewalks.</w:t>
         <w:br/>
-        <w:t xml:space="preserve">This was not just another politically engaged couple talking about the 2020 race. </w:t>
-        <w:br/>
-        <w:t xml:space="preserve">  ''You can't help but think, 'I could have done that better,''' Mr. Brown recalled in an interview.</w:t>
-        <w:br/>
-        <w:t xml:space="preserve">  ''This is the first time I really thought, 'I wish you were up there,''' Ms. Schultz told her husband. She had watched the debates in June at their home in Cleveland, while Mr. Brown, who considered but passed on a 2020 run, was in Washington, where the Senate was in session.</w:t>
-        <w:br/>
-        <w:t xml:space="preserve">  ''A number of colleagues came up to me and said that 'I wish you would have been up there,''' Mr. Brown said.</w:t>
-        <w:br/>
-        <w:t xml:space="preserve">  He confessed that he was ''wistful from time to time'' about his choice not to enter the presidential primary, which he had looked at while fresh off his re-election in 2018 in a state President Trump carried. Many people besides senators continue to say they wish he were a candidate as well.</w:t>
-        <w:br/>
-        <w:t xml:space="preserve">  It suggests that despite the enormous field of 24 hopefuls, some Democrats still seek a Goldilocks candidate, someone perhaps like Mr. Brown, with a solid progressive record and a proven appeal to the Midwest working class.</w:t>
-        <w:br/>
-        <w:t xml:space="preserve">  [Here's the latest data on who's leading the race to be the Democratic nominee.]</w:t>
-        <w:br/>
-        <w:t xml:space="preserve">  Their uneasiness has grown as former Vice President Joseph R. Biden Jr., the candidate Mr. Brown most resembles, deflates as the front-runner over scrutiny of his civil rights record. Others running as center-left candidates, like Gov. Steve Bullock of Montana and Senator Michael Bennet of Colorado, are stuck in the polling basement.</w:t>
-        <w:br/>
-        <w:t xml:space="preserve">  As other leaders in the race sprint left on ending private health insurance and decriminalizing border crossings, centrist Democrats are deeply anxious the party will pick a nominee unpalatable to the independent voters in battleground states they need to defeat Mr. Trump.</w:t>
-        <w:br/>
-        <w:t xml:space="preserve">  ''There are unique challenges with the voters in the middle of the country that, frankly, I don't think the coastal people understand,'' said Mayor Nan Whaley of Dayton, Ohio, a Democrat, who tried to draft Mr. Brown into the presidential primary.</w:t>
-        <w:br/>
-        <w:t xml:space="preserve">  He was the only Ohio Democrat to win statewide in the midterms, prevailing by 7 percentage points in a state that was once a presidential battleground but is drifting out of Democrats' reach. Mr. Trump won there by 8 points.</w:t>
-        <w:br/>
-        <w:t xml:space="preserve">  ''In Zanesville, Ohio, people who might not like my position on guns or choice or marriage equality or even civil rights will vote for me, some of them, because I fight for them in the workplace,'' Mr. Brown said.</w:t>
-        <w:br/>
-        <w:t xml:space="preserve">  Despite being a noncandidate, Mr. Brown seemed to make a shadow campaign swing this month. He addressed two of his party's core constituencies -- grass-roots progressives in Philadelphia and organized labor in Pittsburgh -- while also squeezing in a trip to the southwestern border to take on Mr. Trump over the most torrid issue of the 2020 race, immigration.</w:t>
-        <w:br/>
-        <w:t xml:space="preserve">  But over the three-day fly-around, for which the senator's office invited a reporter, Mr. Brown gave no indication he was teasing a change of heart and might belatedly enter the race.</w:t>
-        <w:br/>
-        <w:t xml:space="preserve">  A gravelly voiced Clevelander, with a tendril of unruly gray hair grazing his forehead, he said he always believed he had a path to the nomination, but concluded he lacked the ambition to be president.</w:t>
-        <w:br/>
-        <w:t xml:space="preserve">  ''We didn't make the decision not to do it based on can we win,'' he said.</w:t>
-        <w:br/>
-        <w:t xml:space="preserve">  The ''we'' referred to Ms. Schultz, 61, with whom Mr. Brown, 66, has a close political partnership.</w:t>
-        <w:br/>
-        <w:t xml:space="preserve">  Although there was speculation Mr. Brown bailed out of 2020 because he and Mr. Biden would have competed for the same voters, both husband and wife denied that was the reason.</w:t>
-        <w:br/>
-        <w:t xml:space="preserve">  ''He didn't keep us out, that's for sure,'' Ms. Schultz said, referring to Mr. Biden.</w:t>
-        <w:br/>
-        <w:t xml:space="preserve">  ''I never thought he'd be the nominee,'' Mr. Brown added.</w:t>
-        <w:br/>
-        <w:t xml:space="preserve">  In one of her recent columns, Ms. Schultz questioned Mr. Biden's nostalgia for working with segregationist Democrats. ''If Joe Biden wants to boast about his relationship with a racist, he is not who we need to succeed the racist in the White House,'' she wrote.</w:t>
-        <w:br/>
-        <w:t xml:space="preserve">  At the Pennsylvania Convention Center, where 3,000 liberal activists gathered for Netroots Nation on a recent weekend, Mr. Brown was the warm-up act for the group he had decided not to join, a forum of 2020 candidates including Senators Elizabeth Warren and Kirsten Gillibrand and the former housing secretary Julián Castro.</w:t>
-        <w:br/>
-        <w:t xml:space="preserve">  ''Populism is never racist,'' Mr. Brown told the receptive crowd. ''Populism is never anti-Semitic. Populism doesn't appeal to some by pushing others down.''</w:t>
-        <w:br/>
-        <w:t xml:space="preserve">  Lani Frank, an activist from the Philadelphia suburbs, told Mr. Brown in a hallway she wished he were running. Out of his earshot, she wondered if he was having second thoughts. ''He had to come to Pennsylvania to be at this for 10 minutes?'' she said. ''Why would he do that unless he wants to stay involved and engaged?''</w:t>
-        <w:br/>
-        <w:t xml:space="preserve">  Ms. Frank's first choice for the nomination is Ms. Warren, the overwhelming favorite of most of the progressive Netroots attendees. The fact that Mr. Brown holds an appeal to her and others speaks to the desire for a candidate with credibility in the industrial Midwest, even if he doesn't tick all the ideological boxes.</w:t>
-        <w:br/>
-        <w:t xml:space="preserve">  [Sign up for our politics newsletter and join the conversation around the 2020 presidential race.]</w:t>
-        <w:br/>
-        <w:t xml:space="preserve">  Mr. Brown, whom Hillary Clinton considered as a vice president, supports building on the Affordable Care Act rather than ''Medicare for all.'' He was conspicuous in not embracing the Green New Deal floated by Representative Alexandria Ocasio-Cortez of New York.</w:t>
-        <w:br/>
-        <w:t xml:space="preserve">  He said that he hoped to influence the race from outside.</w:t>
-        <w:br/>
-        <w:t xml:space="preserve">  ''I just didn't want it enough,'' he said of his decision not to run. ''In the end you've got to really, really, really want it.''</w:t>
-        <w:br/>
-        <w:t xml:space="preserve">  In Ohio, people say Mr. Brown was unwilling to ''eat the chair,'' in the words of former Gov. Dick Celeste, for not having an appetite big enough to consume whatever was necessary.</w:t>
-        <w:br/>
-        <w:t xml:space="preserve">  On the third day of his not-a-campaign trip, Mr. Brown gave a stem-winding speech in Pittsburgh at the swearing-in of a new president of the United Steelworkers union. On his lapel was a pin of a canary in a bird cage, used by coal miners in an era when the ''worker was on his own'' to protect himself, Mr. Brown told steelworkers.</w:t>
-        <w:br/>
-        <w:t xml:space="preserve">  Leaning into his message, he said every social benefit Americans enjoy -- Medicare, Social Security, minimum wage, civil rights -- came out of the labor movement.</w:t>
-        <w:br/>
-        <w:t xml:space="preserve">  Between Philadelphia and Pittsburgh, Mr. Brown and Ms. Schultz had flown to El Paso, Tex., where on Sunday they visited a 500-bed shelter for migrants run by a charity affiliated with the Catholic Church.</w:t>
-        <w:br/>
-        <w:t xml:space="preserve">  Unlike government-run shelters whose overcrowding and squalor have been in the news, the Casa del Refugiado was clean and airy. ''Esperanza,'' or hope, was painted on the wall of a large room with Red Cross cots.</w:t>
-        <w:br/>
-        <w:t xml:space="preserve">  The director, Ruben Garcia, told the visitors that the shelter held asylum-seekers released into the country by Immigration and Customs Enforcement to await hearings in immigration courts, which have a yearslong backlog. The migrants, most from Central America, stay only a few days at the shelter, until relatives from around the country send bus and plane tickets.</w:t>
-        <w:br/>
-        <w:t xml:space="preserve">  As several dozen new arrivals filed in, mostly young mothers with small children, Ms. Schultz, who said she was reminded of her grandchildren, grew emotional. ''You love your children; can you imagine doing anything to save their lives? Of course you could,'' she told a reporter.</w:t>
-        <w:br/>
-        <w:t xml:space="preserve">  Mr. Brown said he had been denied access to government detention centers even as a United States senator. ''Pretty clearly the attorney general and the president and the president's cabinet don't want the American public to know what they're doing when they separate children from families,'' he said, winding up his visit with a small news conference.</w:t>
-        <w:br/>
-        <w:t xml:space="preserve">  Asked about decriminalizing illegal entry into the country, an issue embraced by some 2020 candidates that exposes Democrats to charges of being for ''open borders,'' Mr. Brown said that he was no expert. ''I don't work on immigration issues every day,'' he said. ''This is an important part of our country, I wanted to know more about this issue.''</w:t>
-        <w:br/>
-        <w:t xml:space="preserve">  Earlier, he had pitched a squishy baseball to two young boys taking batting practice in the shelter's nursery. Ms. Schultz picked up a 10-month-old baby named Herman in a green onesie. His mother, crayoning in a coloring book, was awaiting a bus ticket to join relatives in Iowa.</w:t>
-        <w:br/>
-        <w:t xml:space="preserve">  ''I could just stay here and babysit,'' Ms. Schultz said happily.</w:t>
+        <w:t xml:space="preserve"> On sunny days, it seems as if all of Helsinki is biking, boating, walking, picnicking or just lolling about in parks and cafes. The city, a hodgepodge of Art Nouveau, Modernist and Russian architecture, provides free bicycles at stands around the city in the summer while the harborfront is chockablock with boats. Festivals are a summer mainstay, ranging from the traditional (opera) to the cutting edge (electronic music). And into the wee hours, crowds drop in on the flourishing and funky bar scene.</w:t>
         <w:br/>
         <w:br/>
-        <w:t>https://www.nytimes.com/2019/07/23/us/politics/sherrod-brown-2020.html</w:t>
+        <w:t>Events</w:t>
+        <w:br/>
+        <w:t xml:space="preserve"> The largest and most diverse event of the year is the Helsinki Festival, which unfolds around the city Aug. 20 to Sept. 5. A melange of contemporary and classical music, dance and art, the festival's biggest date is Aug. 26 -- Night of the Arts -- when galleries open until midnight and musicians perform in parks and on street corners. One high point is Esa-Pekka Salonen's return home to conduct the Helsinki Philharmonic Orchestra on Sept. 5 at 7:30 p.m. at Finlandia Hall. (Mr. Salonen is now music director for the Los Angeles Philharmonic.) The program includes Mahler's Symphony No. 7 And Berg's Violin Concerto. For a modern twist, the Kronos Quartet will appear at the Huvila tent on Sept. 4 and 5, with Kimmo Pohjonen Kluster, which consists of two accordionists, electronic ''music samplers'' and other special effects artists. Tickets, $19 to $62 (at $1.25 to the euro), are available by calling (358) 600 900 900. Times and locations are available at www.helsinkifestival.fi.</w:t>
+        <w:br/>
+        <w:t xml:space="preserve">  The second most popular festival is Koneisto, which spotlights electronic music and art installations. The event runs Aug. 13 and 14 at the Cable Factory, Tallberginkatu 1, an old Nokia cable factory converted into a huge art space. Featured performers include Richie Hawtin, who blends minimal techno and acid into dance music, and the Streets, a British garage band. Tickets are $40 to $69 and can be bought by calling (358) 600 10 800; information at www.koneisto.com.</w:t>
+        <w:br/>
+        <w:t xml:space="preserve"> Opera lovers can catch the four operas of the Wagner ''Ring'' cycle by the Finnish National Opera between Aug. 6 and Sept. 4. The They will be conducted by Ralf Weikert. Tickets for individual performances are $20 to $112 and for all four, they are $94 to $375; they are available at the box office, (358-9) 4030 2211. The opera hall is at Helsinginkatu 58. Web site: www.operafin.fi.</w:t>
+        <w:br/>
+        <w:t xml:space="preserve"> The Tuska Open Air Metal Festival, July 16 to July 18, features more than 30 heavy metal bands on three stages. During the day, concerts take place at Kaisaniemi Park, next to the Central Railway Station. Featured artists include In Flames, one of Sweden's most popular thrash bands, on July 16, and an American band, Dio, led by the popular frontman Ronnie James Dio, on July 18. Tickets are $37.50 for a full day, 2 to 11 p.m. Tickets must be ordered online through www.tiketti.fi.</w:t>
+        <w:br/>
+        <w:br/>
+        <w:t>Sightseeing</w:t>
+        <w:br/>
+        <w:t xml:space="preserve"> Summer is made for walking and cycling, and Helsinki offers plenty of meandering paths around the city center. Pick up the brochure ''See Helsinki on Foot'' at the tourist office, which is at Pohjoisesplanadi 19, www.hel.fi/tourism, and choose one of six walking tours. The one leading from Kaivopuisto Park to Market Square (two hours on foot) takes visitors past Art Nouveau houses in the Eira neighborhood, then along the water's edge, through the gorgeous Esplanade and to the bustling seafront market. Visitors can also bike it on one of 300 bicycles on loan from June 1 to Aug. 26 in spots around the city. Bikes require a $2.50 deposit.</w:t>
+        <w:br/>
+        <w:t xml:space="preserve"> In the outdoor Market Square, at the harbor, you can shop for everything from fish and fruit to fur hats and hunting knives. The market does a brisk trade in arts and crafts, jewelry, hand-knit sweaters and caps, and all things reindeer, including skins and antler chunks (for necklaces). Nearby, an indoor hall specializes in food. Makeshift outdoor cafes bustle at lunchtime, offering salmon soup for $4, plates of fried seafood for $10 and salmon right off the boat with salad for $8. </w:t>
+        <w:br/>
+        <w:t xml:space="preserve"> The Museum of Contemporary Art Kiasma, Mannerheiminaukio 2, (358-9) 1733 6501, online at www.kiasma.fi, is talked about more in terms of its simple, curved, modern building with aluminum walls than its art. The terrace at the main entrance, where there is a cafe, is particularly enjoyable on a sunny day. The Kiasma's current exhibit, ''The Eye and the Mind,'' runs to Sept. 26 and explores the process of making art, from its inception as an idea to the final product. Closed Monday. Admission is $7.</w:t>
+        <w:br/>
+        <w:br/>
+        <w:t>Where to Stay</w:t>
+        <w:br/>
+        <w:t xml:space="preserve"> All of these have a sauna; rates include taxes and buffet breakfast.</w:t>
+        <w:br/>
+        <w:t xml:space="preserve"> On a little peninsula facing the harbor, where cruise ships dock, sits the 462-room Hotel Grand Marina Helsinki, Katajanokanlaituri 7, (358-9) 166 61, fax (358-9) 664 764, www.scandic-hotels.com/grandmarina. The hotel, with its Art Nouveau exterior, was built in the early 20th century as a customs house. The good-size doubles start at $130 in summer. </w:t>
+        <w:br/>
+        <w:t xml:space="preserve"> The Radisson SAS Plaza Hotel, Mikonkatu 23, (358-9) 775 90, fax (358-9) 7759 7100, www.radissonsas.com, is large (301 rooms), quiet and comfortable. Visitors can choose rooms in Nordic style, with light wood furnishings; classic, with darker wood and carpet; or Italian, with vivid colors. Doubles start at $279 but go as low as $119 summer weekends. </w:t>
+        <w:br/>
+        <w:t xml:space="preserve"> Budget: With wood floors and Tony's Deli, a well-recommended Italian restaurant, adjacent to the lobby, the 136-room Sokos Hotel Klaus Kurki, Bulevardi 2-4, (358-20) 1234 607, fax (358-9) 4334 7100, www.sokoshotel.fi, is a quaint alternative to the large hotels. Most rooms offer the typical two twins pushed together, but also have private baths with a tub, uncommon in Helsinki hotels. Doubles in summer are $112.</w:t>
+        <w:br/>
+        <w:t xml:space="preserve"> Hotel Arthur, Vuorikatu 19, (358-9)173 441, fax, (358-9)-626 880. www.hotelarthur.fi, with large rooms that sometimes hold four beds, caters to Finnish families on a budget. Its plainly furnished rooms feature large windows, wood floors and sofa beds. Rates for the 144 rooms start at $89 for a double room. An extra bed is $25. </w:t>
+        <w:br/>
+        <w:t xml:space="preserve"> Luxury: The 179-room Hotel Kamp, Pohjoisesplanadi 29, (358-9) 576 111, fax (358-9) 576 1122. www.hotelkamp.fi, in a 19th-century building, is all about indulgent, but discreet, service. Double rooms are large and comfortable, with marble bathrooms that feature generous tubs (with rubber ducks) and showers. There is an excellent spa on site. A deluxe room is $249 a night on summer weekends. </w:t>
+        <w:br/>
+        <w:br/>
+        <w:t>Where to Eat</w:t>
+        <w:br/>
+        <w:t xml:space="preserve"> The Sea Horse, Kapteeninkatu 11, (358-9) 628 169, is a trendy working-class restaurant near the city center. It serves hearty, well-done Finnish soul food, including crispy fried Baltic herring, traditional meatballs, filet of reindeer and Finnish pancakes with strawberry jam and whipped cream. The tab for two with beer will come to $50. </w:t>
+        <w:br/>
+        <w:t xml:space="preserve"> For Finnish country fare, and the atmosphere to go with it, locals flock to Zetor, Mannerheimintie 3-5, (358-9) 666 966, a large restaurant and bar that features tractors, buckets full of cutlery and milk cans that double as stools. Food includes Arctic char, salmon soup, black sausage and the perennial reindeer. Dinner for two with beer, $85. Dinner daily, plus lunch on Saturday.</w:t>
+        <w:br/>
+        <w:t xml:space="preserve"> Cheerful, sleek and bright, Lasipalatsi, Mannerheimintie 22-24, (358-9) 612 6700, pays tribute in its design to its 1930's building across from the contemporary art museum. The food is sumptuous and includes a creamy soup called false morels cappuccino, Lappish lamb (plus lamb kidneys and tongue) on a skewer and Finnish cheeses. Dinner for two, with moderately priced wine, is $125. Open daily; dinner only on Sunday and every day June 28 to Aug. 1. </w:t>
+        <w:br/>
+        <w:t xml:space="preserve"> Sarkanlinna, (358-9) 1345 6756, a stunning restaurant with great views at the top of an old fortress, is on the island of Sarkka, a five-minute boat ride from the Helsinki mainland. Diners climb to a top floor, which has barrel-shaped wooden ceilings, refined rustic furnishings, long windows and sloped wooden floors (the easier to roll the cannonballs down). Dine on reindeer with apple and nut salad, frothy chervil soup with smoked Baltic herring, dove filled with foie gras, or brisket of beef with apple sauce. Dinner for two is about $220. Dinner only; closed Sunday. Boats, provided by the restaurant, leave from Ullanlinna Jetty in Kaivopuisto Park.</w:t>
+        <w:br/>
+        <w:t xml:space="preserve"> Restaurant George, Kalevankatu 17, (358-9) 647 662, garnered its first Michelin star this year under its chef, Markus Aremo. The small restaurant feels cozy and elegant. Food is presented on beautifully painted plates. Dishes might include horseradish marinated oxtails with orange sauce, cold smoked herring tartar with lemon foam, breast of duck with pomegranate sauce, fried white fish with zucchini beignettes. Desserts, like a chocolate tart with passionfruit sorbet, are delightful. Three-course dinners for two start at $150 with two glasses of wine. Open weekdays for lunch and dinner, dinner only on Saturday. Closed Sunday.</w:t>
+        <w:br/>
+        <w:br/>
+        <w:t>Bars</w:t>
+        <w:br/>
+        <w:t xml:space="preserve"> No matter the season, Finns are known for gathering over drinks. It is no surprise then that Helsinki has a string of small, quirky bars original enough to serve as destinations. </w:t>
+        <w:br/>
+        <w:t xml:space="preserve"> If a summer heat wave descends on the city, the Arctic Ice Bar, Yliopistonkatu 5, made entirely of crystal-clear blocks of ice, is the place to cool off. A bar within a bar (it sits at the back of a club called Uniq), the ice bar must be rebuilt every six months. Customers buy $12.50 drink vouchers, then slip on a thermal coat and gloves, before being led inside to enjoy (or not) 18-degree Fahrenheit temperatures. Only Finlandia vodka drinks are served. The ice bar is open Wednesday to Sunday 10 p.m. until 4 a.m. You must be 24 to enter; (358-9) 278 1855.</w:t>
+        <w:br/>
+        <w:t xml:space="preserve"> On the other hand, if Helsinki is not quite hot enough, the Saunabar may be a better alternative. More rustic than slick, it takes the Finnish obsession with saunas to a different level, giving customers a chance to drink, listen to music, play pool, and then, if the idea appeals, sit inside a sauna with friends (one for women and one for men). Rates for using the sauna are $9 to $15, depending on day of the week. The Saunabar, Eerikinkatu 27, (358-9) 586 5550, opens daily at 4:30 in summer and closes at 1 or 2 a.m.</w:t>
+        <w:br/>
+        <w:t xml:space="preserve"> Visitors in a retro-Soviet mood can stop in at Bar Moskva, Eerikinkatu 11, (358-9) 611 200, a cramped watering hole full of Soviet memorabilia. A Soviet stereo plays old Soviet records, Soviet liquor sits on shelves, and cigarette smoke chokes the air. The bar is owned by Aki Kaurismaki, the Finnish film director, and his brother, Mika, who also own the bar next door, Corona. Open 6 p.m. to 2 a.m. every day. </w:t>
+        <w:br/>
+        <w:br/>
+        <w:br/>
+        <w:t>http://www.nytimes.com</w:t>
         <w:br/>
         <w:br/>
         <w:t>Graphic</w:t>
@@ -140,9 +122,7 @@
         <w:br/>
         <w:t xml:space="preserve"> </w:t>
         <w:br/>
-        <w:t>PHOTOS: Sherrod Brown isn't running for president, but he's acting like a candidate, including making a recent trip to El Paso with his wife, Connie Schultz.</w:t>
-        <w:br/>
-        <w:t xml:space="preserve"> Mr. Brown at a migrant shelter. He has also recently visited activists in Philadelphia and union members in Pittsburgh. (PHOTOGRAPHS BY IVAN PIERRE AGUIRRE FOR THE NEW YORK TIMES)</w:t>
+        <w:t>Photos: The Lutheran Cathedral, seen from Helsinki's harbor. Finnish National Opera. Patrons of the Arctic Ice Bar are lent clothing suitable for the climate. A farmer selling peas in Market Square. (Photos by Finnish Tourist Board/New York City [cathedral], Matti Tirri [opera], Bo Zaunders [market], Jussi Nukari/Lehtikuva [bar])Chart: ''Vital Statistics'' lists travel information and statistics on Helsinki, Finland. (Sources by Runzheimer International, Statistics Finland, Fodor's World Weather Guide, local businesses)Map of Helsinki, Finland.</w:t>
       </w:r>
     </w:p>
     <w:sectPr>

--- a/example_articles/countries/Finland/2.countries_Finland_New_York_Times.docx
+++ b/example_articles/countries/Finland/2.countries_Finland_New_York_Times.docx
@@ -7,7 +7,7 @@
         <w:pStyle w:val="Heading1"/>
       </w:pPr>
       <w:r>
-        <w:t>Helsinki</w:t>
+        <w:t>Film; Amnesia, Without the Melodrama</w:t>
       </w:r>
     </w:p>
     <w:p>
@@ -17,17 +17,17 @@
     </w:p>
     <w:p>
       <w:r>
-        <w:t>Date: 2004-06-20</w:t>
+        <w:t>Date: 2003-04-06</w:t>
       </w:r>
     </w:p>
     <w:p>
       <w:r>
-        <w:t>Section: Section 5; Column 1; Travel Desk; Pg. 14; WHAT'S DOING IN</w:t>
+        <w:t>Section: Section 2; Column 2; Arts and Leisure Desk; Pg. 13</w:t>
       </w:r>
     </w:p>
     <w:p>
       <w:r>
-        <w:t>Source file: NYT/51.DOCX</w:t>
+        <w:t>Source file: NYT/49.DOCX</w:t>
       </w:r>
     </w:p>
     <w:p>
@@ -49,69 +49,47 @@
     </w:p>
     <w:p>
       <w:r>
-        <w:t>Summers in Helsinki are the perfect salve for the country's somber winters. The sun hovers in the sky most of the night. Temperatures linger at the pleasant mark -- not too hot, not too cold. And restaurants turn themselves inside out, their tables spilling across city sidewalks.</w:t>
+        <w:t>MIDNIGHT in Helsinki. A large man with a weathered face steps off a train, carrying a suitcase that contains all of his possessions. He sits down on a park bench for a few moments' rest, butjust as he nods off, three street punks sneak up behind him and hammer him into unconsciousness with a baseball bat. When he wakes up in the hospital the next day, he no longer knows who he is -- but with his head swathed in bandages, he irresistibly suggests Claude Rains in the 1933 "The Invisible Man." And without a name, he has indeed become invisible in this strange new city -- unable to apply for work or welfare or even a place to live.</w:t>
         <w:br/>
-        <w:t xml:space="preserve"> On sunny days, it seems as if all of Helsinki is biking, boating, walking, picnicking or just lolling about in parks and cafes. The city, a hodgepodge of Art Nouveau, Modernist and Russian architecture, provides free bicycles at stands around the city in the summer while the harborfront is chockablock with boats. Festivals are a summer mainstay, ranging from the traditional (opera) to the cutting edge (electronic music). And into the wee hours, crowds drop in on the flourishing and funky bar scene.</w:t>
+        <w:t xml:space="preserve">     He is, as the title of Aki Kaurismaki's film puts it, "The Man Without a Past." As a plot device, amnesia has long since been consigned to the great and growing slag heap of exhausted cliches, but in Mr. Kaurismaki's hands, it becomes something new. Rather than tortured Freudian melodrama, "The Man Without a Past" is a quietly hilarious utopian comedy. </w:t>
         <w:br/>
+        <w:t xml:space="preserve"> Now 45, Mr. Kaurismaki is probably Finland's most popular export after Nokia cellphones and Finlandia vodka. The director of 23 features and shorts since his 1981 debut film, the music documentary "Saimaa-ilmio," Mr. Kaurismaki belongs to the small group of European filmmakers who have been able to eke out international careers; he has been a film festival favorite for two decades, and "Man Without a Past" (which opened Friday) was Oscar nominated and has won a shelf full of awards, including the Grand Jury Prize of the 2002 Cannes Film Festival.</w:t>
         <w:br/>
-        <w:t>Events</w:t>
+        <w:t>His style is defined by a deliciously deadpan irony that does not, remarkably, preclude a deep compassion for his largely working-class characters. Often borrowing plot structures from classic literature or films -- raiding Dostoyevsky for his 1983 "Crime and Punishment" and Shakespeare for his 1987 "Hamlet Goes Business" -- he places grand dramatic upheavals and transcendent philosophical concepts in the context of the drab, hemmed-in lives led by assembly line workers ("The Match Factory Girl," 1989), unemployed coal miners ("Ariel," 1990) and restaurant employees ("Drifting Clouds," 1996).</w:t>
         <w:br/>
-        <w:t xml:space="preserve"> The largest and most diverse event of the year is the Helsinki Festival, which unfolds around the city Aug. 20 to Sept. 5. A melange of contemporary and classical music, dance and art, the festival's biggest date is Aug. 26 -- Night of the Arts -- when galleries open until midnight and musicians perform in parks and on street corners. One high point is Esa-Pekka Salonen's return home to conduct the Helsinki Philharmonic Orchestra on Sept. 5 at 7:30 p.m. at Finlandia Hall. (Mr. Salonen is now music director for the Los Angeles Philharmonic.) The program includes Mahler's Symphony No. 7 And Berg's Violin Concerto. For a modern twist, the Kronos Quartet will appear at the Huvila tent on Sept. 4 and 5, with Kimmo Pohjonen Kluster, which consists of two accordionists, electronic ''music samplers'' and other special effects artists. Tickets, $19 to $62 (at $1.25 to the euro), are available by calling (358) 600 900 900. Times and locations are available at www.helsinkifestival.fi.</w:t>
+        <w:t>The humor in his films -- and they are among the funniest being made today -- springs from the apparently unbridgeable gap between the immensity of human aspirations and the cramped confinement of actual human life. His characters are great souls hemmed in by anodyne circumstance, dreaming of love and happiness but more immediately concerned with finding a dry place to sleep.</w:t>
         <w:br/>
-        <w:t xml:space="preserve">  The second most popular festival is Koneisto, which spotlights electronic music and art installations. The event runs Aug. 13 and 14 at the Cable Factory, Tallberginkatu 1, an old Nokia cable factory converted into a huge art space. Featured performers include Richie Hawtin, who blends minimal techno and acid into dance music, and the Streets, a British garage band. Tickets are $40 to $69 and can be bought by calling (358) 600 10 800; information at www.koneisto.com.</w:t>
+        <w:t xml:space="preserve">"The Man Without a Past" is his second film, after "Drifting Clouds," about unemployment in Finland today. "I wanted to make a film about homelessness without making it so socially declaring," Mr. Kaurismaki said in a recent conversation, speaking by telephone from Portugal, where he spends five months out of every year. "The idea of a man without memory, without a past, made it more like a B movie." </w:t>
         <w:br/>
-        <w:t xml:space="preserve"> Opera lovers can catch the four operas of the Wagner ''Ring'' cycle by the Finnish National Opera between Aug. 6 and Sept. 4. The They will be conducted by Ralf Weikert. Tickets for individual performances are $20 to $112 and for all four, they are $94 to $375; they are available at the box office, (358-9) 4030 2211. The opera hall is at Helsinginkatu 58. Web site: www.operafin.fi.</w:t>
+        <w:t>Where melodramatic tradition treats memory loss as a tragedy (in the course of reconstructing his past, the hero inevitably discovers that he is guilty of a crime, a betrayal, or some other allegorized form of original sin), in "The Man Without a Past" amnesia becomes an opportunity for complete rebirth. "I guess normally amnesia is not a happy situation to be in," Mr. Kaurismaki said, "but his former life was not so happy, so why not?"</w:t>
         <w:br/>
-        <w:t xml:space="preserve"> The Tuska Open Air Metal Festival, July 16 to July 18, features more than 30 heavy metal bands on three stages. During the day, concerts take place at Kaisaniemi Park, next to the Central Railway Station. Featured artists include In Flames, one of Sweden's most popular thrash bands, on July 16, and an American band, Dio, led by the popular frontman Ronnie James Dio, on July 18. Tickets are $37.50 for a full day, 2 to 11 p.m. Tickets must be ordered online through www.tiketti.fi.</w:t>
+        <w:t>In the film, the character (simply called "M." in the credits and played by Markku Peltola) is quickly adopted into a community of homeless people who live in abandoned freight containers in a weedy corner of a local port. A watchman, who comes on at first as a thuggish enforcer, allows M. to move into a recently vacated container in exchange for a minimal monetary bribe; and a friendly neighbor introduces him to the Salvation Army soup kitchen, where M. makes the acquaintance of Irma, a somber charity worker who has allowed her rebellious dreams to diminish into bland conformity (her one vice: listening to an old rhythm-and-blues single in her room late at night).</w:t>
         <w:br/>
+        <w:t>Irma is played by the immensely gifted Kati Outinen, a popular Finnish actress who suppresses her natural ebullience to portray Mr. Kaurismaki's still and sober heroines. She has been Mr. Kaurismaki's muse since 1985, when, as she told an interviewer at the Toronto International Film Festival last fall: "My phone rang and I answered and there was a male voice saying: 'Hello, this is Aki Kaurismaki. I don't know if you know me, but I just announced to the press that you are the leading lady of my next movie.' And I was like, 'O.K.' "</w:t>
         <w:br/>
-        <w:t>Sightseeing</w:t>
+        <w:t>For many years, Ms. Outinen's regular partner in Mr. Kaurismaki's films was a slight, downcast performer named Matti Pellonpaa, who died in 1995. "His characters were always our common alter egos," said Mr. Kaurismaki. "So we created that kind of loser, sad dog character together. And my speed of making films has certainly slowed down, partly because he is not around, and partly because I am getting old, which means tired."</w:t>
         <w:br/>
-        <w:t xml:space="preserve"> Summer is made for walking and cycling, and Helsinki offers plenty of meandering paths around the city center. Pick up the brochure ''See Helsinki on Foot'' at the tourist office, which is at Pohjoisesplanadi 19, www.hel.fi/tourism, and choose one of six walking tours. The one leading from Kaivopuisto Park to Market Square (two hours on foot) takes visitors past Art Nouveau houses in the Eira neighborhood, then along the water's edge, through the gorgeous Esplanade and to the bustling seafront market. Visitors can also bike it on one of 300 bicycles on loan from June 1 to Aug. 26 in spots around the city. Bikes require a $2.50 deposit.</w:t>
+        <w:t>Mr. Peltola, who has stepped into Mr. Pellonpaa's well-worn shoes, played small parts for Mr. Kaurismaki in a few films, including the wonderfully perverse "Juha," a 1999 remake of a classic Finnish peasant drama shot in black and white without sound. "Can you imagine anything more commercial?" Mr. Kaurismaki asked.</w:t>
         <w:br/>
-        <w:t xml:space="preserve"> In the outdoor Market Square, at the harbor, you can shop for everything from fish and fruit to fur hats and hunting knives. The market does a brisk trade in arts and crafts, jewelry, hand-knit sweaters and caps, and all things reindeer, including skins and antler chunks (for necklaces). Nearby, an indoor hall specializes in food. Makeshift outdoor cafes bustle at lunchtime, offering salmon soup for $4, plates of fried seafood for $10 and salmon right off the boat with salad for $8. </w:t>
+        <w:t>Although he is certainly the best-known director in Finland, with a host of international friends including Jim Jarmusch and Jean-Luc Godard, Mr. Kaurismaki does not participate in the film scene in Helsinki: "To be very honest, I hang around in local bars. The customers are about 92 percent unemployed, so you hear a lot of stories. And 80 percent of the customers have lost their memories by the end of the evening, so maybe that was an inspiration, too. It's depressing sometimes, but the jokes are around."</w:t>
         <w:br/>
-        <w:t xml:space="preserve"> The Museum of Contemporary Art Kiasma, Mannerheiminaukio 2, (358-9) 1733 6501, online at www.kiasma.fi, is talked about more in terms of its simple, curved, modern building with aluminum walls than its art. The terrace at the main entrance, where there is a cafe, is particularly enjoyable on a sunny day. The Kiasma's current exhibit, ''The Eye and the Mind,'' runs to Sept. 26 and explores the process of making art, from its inception as an idea to the final product. Closed Monday. Admission is $7.</w:t>
+        <w:t xml:space="preserve">That last phrase could stand as a summation of Mr. Kaurismaki's method: he is a stealth optimist, clothing his faith in human resilience in a context of bleakness and despair. "Everybody, including me, prefers happy endings," he said. "The world is not so optimistic at this moment, so perhaps now especially the happy ending is allowed. I normally have the happy ending, but I also have a horrifying ending which I don't tell anybody, because they are so horrible." </w:t>
         <w:br/>
+        <w:t>What was the horrible ending of "The Man Without a Past"? "Well," Mr. Kaurismaki said, "the muggers come again and this time beat him and throw him into a trash can. Then comes the garbage truck and picks him up."</w:t>
         <w:br/>
-        <w:t>Where to Stay</w:t>
+        <w:t xml:space="preserve">"In the last image," Mr. Kaurismaki said, chortling, "the woman is in the garbage field with a stick, trying to find him. Taking the commercial point of view, I think the one I have is better." </w:t>
         <w:br/>
-        <w:t xml:space="preserve"> All of these have a sauna; rates include taxes and buffet breakfast.</w:t>
+        <w:t>No fan of emotive, self-conscious acting, Mr. Kaurismaki has his own methods for obtaining the low-key performances of his films. "Normally, I shoot the rehearsal," he claimed, "and then I pretend to shoot the first take. Nowadays, I can afford to shoot the first take, too, but I always print the rehearsal. I don't use too many takes, because in my opinion, every time the actors are less fresh. That is why I don't let them read the dialogue before we shoot."</w:t>
         <w:br/>
-        <w:t xml:space="preserve"> On a little peninsula facing the harbor, where cruise ships dock, sits the 462-room Hotel Grand Marina Helsinki, Katajanokanlaituri 7, (358-9) 166 61, fax (358-9) 664 764, www.scandic-hotels.com/grandmarina. The hotel, with its Art Nouveau exterior, was built in the early 20th century as a customs house. The good-size doubles start at $130 in summer. </w:t>
+        <w:t>"I like acting when I see it in other people's films," he added, "but for me it is not suitable. I have two rules: nobody is shouting and nobody is laughing. And I use a very formal Finnish language. I tried to do it in street speak, but it never worked. People don't really talk as precisely as they talk in my films."</w:t>
         <w:br/>
-        <w:t xml:space="preserve"> The Radisson SAS Plaza Hotel, Mikonkatu 23, (358-9) 775 90, fax (358-9) 7759 7100, www.radissonsas.com, is large (301 rooms), quiet and comfortable. Visitors can choose rooms in Nordic style, with light wood furnishings; classic, with darker wood and carpet; or Italian, with vivid colors. Doubles start at $279 but go as low as $119 summer weekends. </w:t>
+        <w:t xml:space="preserve">Despite their stylization, Mr. Kaurismaki's films address a harsh economic reality that few other movies, American or European, dare to touch. With recession sweeping the industrialized north, the famous Finnish social safety net has been much frayed. "If you smoke a cigarette, you don't eat," the filmmaker said, "Or if you drink a bottle of beer, you don't smoke a cigarette or eat. We have started to lose the young generation, which never got work. We have 20-, 21-year-old people who are out of the work system forever, and at the same time they are talking of raising the pension age to 70." </w:t>
         <w:br/>
-        <w:t xml:space="preserve"> Budget: With wood floors and Tony's Deli, a well-recommended Italian restaurant, adjacent to the lobby, the 136-room Sokos Hotel Klaus Kurki, Bulevardi 2-4, (358-20) 1234 607, fax (358-9) 4334 7100, www.sokoshotel.fi, is a quaint alternative to the large hotels. Most rooms offer the typical two twins pushed together, but also have private baths with a tub, uncommon in Helsinki hotels. Doubles in summer are $112.</w:t>
+        <w:t>For all of his international success, Mr. Kaurismaki is just now becoming a respected figure at home. "Ten years ago," Ms. Outinen said, "there was a very loud group of people who would have liked to have stopped him doing these films, because they said they gave the wrong impression of Finland."</w:t>
         <w:br/>
-        <w:t xml:space="preserve"> Hotel Arthur, Vuorikatu 19, (358-9)173 441, fax, (358-9)-626 880. www.hotelarthur.fi, with large rooms that sometimes hold four beds, caters to Finnish families on a budget. Its plainly furnished rooms feature large windows, wood floors and sofa beds. Rates for the 144 rooms start at $89 for a double room. An extra bed is $25. </w:t>
+        <w:t>"But now the films are on TV," Ms. Outinen continued, "and he has huge audiences. And with this film, every evening somebody called me at home -- because my phone number is not secret -- ordinary people called me, crying or laughing, but full of emotion, wanting to thank Aki and thank me and wanting me to tell Aki to do more films of this kind.</w:t>
         <w:br/>
-        <w:t xml:space="preserve"> Luxury: The 179-room Hotel Kamp, Pohjoisesplanadi 29, (358-9) 576 111, fax (358-9) 576 1122. www.hotelkamp.fi, in a 19th-century building, is all about indulgent, but discreet, service. Double rooms are large and comfortable, with marble bathrooms that feature generous tubs (with rubber ducks) and showers. There is an excellent spa on site. A deluxe room is $249 a night on summer weekends. </w:t>
-        <w:br/>
-        <w:br/>
-        <w:t>Where to Eat</w:t>
-        <w:br/>
-        <w:t xml:space="preserve"> The Sea Horse, Kapteeninkatu 11, (358-9) 628 169, is a trendy working-class restaurant near the city center. It serves hearty, well-done Finnish soul food, including crispy fried Baltic herring, traditional meatballs, filet of reindeer and Finnish pancakes with strawberry jam and whipped cream. The tab for two with beer will come to $50. </w:t>
-        <w:br/>
-        <w:t xml:space="preserve"> For Finnish country fare, and the atmosphere to go with it, locals flock to Zetor, Mannerheimintie 3-5, (358-9) 666 966, a large restaurant and bar that features tractors, buckets full of cutlery and milk cans that double as stools. Food includes Arctic char, salmon soup, black sausage and the perennial reindeer. Dinner for two with beer, $85. Dinner daily, plus lunch on Saturday.</w:t>
-        <w:br/>
-        <w:t xml:space="preserve"> Cheerful, sleek and bright, Lasipalatsi, Mannerheimintie 22-24, (358-9) 612 6700, pays tribute in its design to its 1930's building across from the contemporary art museum. The food is sumptuous and includes a creamy soup called false morels cappuccino, Lappish lamb (plus lamb kidneys and tongue) on a skewer and Finnish cheeses. Dinner for two, with moderately priced wine, is $125. Open daily; dinner only on Sunday and every day June 28 to Aug. 1. </w:t>
-        <w:br/>
-        <w:t xml:space="preserve"> Sarkanlinna, (358-9) 1345 6756, a stunning restaurant with great views at the top of an old fortress, is on the island of Sarkka, a five-minute boat ride from the Helsinki mainland. Diners climb to a top floor, which has barrel-shaped wooden ceilings, refined rustic furnishings, long windows and sloped wooden floors (the easier to roll the cannonballs down). Dine on reindeer with apple and nut salad, frothy chervil soup with smoked Baltic herring, dove filled with foie gras, or brisket of beef with apple sauce. Dinner for two is about $220. Dinner only; closed Sunday. Boats, provided by the restaurant, leave from Ullanlinna Jetty in Kaivopuisto Park.</w:t>
-        <w:br/>
-        <w:t xml:space="preserve"> Restaurant George, Kalevankatu 17, (358-9) 647 662, garnered its first Michelin star this year under its chef, Markus Aremo. The small restaurant feels cozy and elegant. Food is presented on beautifully painted plates. Dishes might include horseradish marinated oxtails with orange sauce, cold smoked herring tartar with lemon foam, breast of duck with pomegranate sauce, fried white fish with zucchini beignettes. Desserts, like a chocolate tart with passionfruit sorbet, are delightful. Three-course dinners for two start at $150 with two glasses of wine. Open weekdays for lunch and dinner, dinner only on Saturday. Closed Sunday.</w:t>
-        <w:br/>
-        <w:br/>
-        <w:t>Bars</w:t>
-        <w:br/>
-        <w:t xml:space="preserve"> No matter the season, Finns are known for gathering over drinks. It is no surprise then that Helsinki has a string of small, quirky bars original enough to serve as destinations. </w:t>
-        <w:br/>
-        <w:t xml:space="preserve"> If a summer heat wave descends on the city, the Arctic Ice Bar, Yliopistonkatu 5, made entirely of crystal-clear blocks of ice, is the place to cool off. A bar within a bar (it sits at the back of a club called Uniq), the ice bar must be rebuilt every six months. Customers buy $12.50 drink vouchers, then slip on a thermal coat and gloves, before being led inside to enjoy (or not) 18-degree Fahrenheit temperatures. Only Finlandia vodka drinks are served. The ice bar is open Wednesday to Sunday 10 p.m. until 4 a.m. You must be 24 to enter; (358-9) 278 1855.</w:t>
-        <w:br/>
-        <w:t xml:space="preserve"> On the other hand, if Helsinki is not quite hot enough, the Saunabar may be a better alternative. More rustic than slick, it takes the Finnish obsession with saunas to a different level, giving customers a chance to drink, listen to music, play pool, and then, if the idea appeals, sit inside a sauna with friends (one for women and one for men). Rates for using the sauna are $9 to $15, depending on day of the week. The Saunabar, Eerikinkatu 27, (358-9) 586 5550, opens daily at 4:30 in summer and closes at 1 or 2 a.m.</w:t>
-        <w:br/>
-        <w:t xml:space="preserve"> Visitors in a retro-Soviet mood can stop in at Bar Moskva, Eerikinkatu 11, (358-9) 611 200, a cramped watering hole full of Soviet memorabilia. A Soviet stereo plays old Soviet records, Soviet liquor sits on shelves, and cigarette smoke chokes the air. The bar is owned by Aki Kaurismaki, the Finnish film director, and his brother, Mika, who also own the bar next door, Corona. Open 6 p.m. to 2 a.m. every day. </w:t>
-        <w:br/>
+        <w:t>"And it is very difficult for Finns to do that. We are really shy, and it's really, really hard for us to express our emotions."</w:t>
         <w:br/>
         <w:br/>
         <w:t>http://www.nytimes.com</w:t>
@@ -122,7 +100,7 @@
         <w:br/>
         <w:t xml:space="preserve"> </w:t>
         <w:br/>
-        <w:t>Photos: The Lutheran Cathedral, seen from Helsinki's harbor. Finnish National Opera. Patrons of the Arctic Ice Bar are lent clothing suitable for the climate. A farmer selling peas in Market Square. (Photos by Finnish Tourist Board/New York City [cathedral], Matti Tirri [opera], Bo Zaunders [market], Jussi Nukari/Lehtikuva [bar])Chart: ''Vital Statistics'' lists travel information and statistics on Helsinki, Finland. (Sources by Runzheimer International, Statistics Finland, Fodor's World Weather Guide, local businesses)Map of Helsinki, Finland.</w:t>
+        <w:t>Photos: Kati Outinen, left, and Markku Peltola, the stars of Aki Kaurismaki's "Man Without a Past." (Marja-Leena Hukkanen/Sony Pictures Classics) (pg. 13); The Finnish director Aki Kaurismaki on the set of "The Man Without a Past." (Marja-Leena Hukkanen/Sony Pictures Classics) (pg. 22)</w:t>
       </w:r>
     </w:p>
     <w:sectPr>
